--- a/docs/diagrams description/use_case_diagram.docx
+++ b/docs/diagrams description/use_case_diagram.docx
@@ -226,6 +226,21 @@
       </w:r>
     </w:p>
     <w:p>
+      <w:r>
+        <w:t>UC11 - Generate random data (Sinh dữ liệu cuộc gọi ngẫu nhiên): Tự động sinh ngẫu nhiên dữ liệu 10,000 cuộc gọi với đầy đủ các tỉ lệ phân bố và lưu ra file CSV thô.</w:t>
+      </w:r>
+    </w:p>
+    <w:p>
+      <w:r>
+        <w:t>UC12 - Auto sort &amp; load to queue (Tự động nạp và sắp xếp cuộc gọi): Đọc dữ liệu từ file CSV thô, tự động tính điểm ưu tiên và nạp tất cả các cuộc gọi vào các hàng đợi.</w:t>
+      </w:r>
+    </w:p>
+    <w:p>
+      <w:r>
+        <w:t>UC13 - View circular queue status (Xem trạng thái hàng đợi vòng): Hiển thị danh sách các cuộc gọi hiện tại trong hàng đợi vòng (giới hạn tối đa 100 cuộc gọi chờ).</w:t>
+      </w:r>
+    </w:p>
+    <w:p>
       <w:pPr>
         <w:pStyle w:val="Heading2"/>
       </w:pPr>
@@ -245,6 +260,16 @@
       </w:r>
       <w:r>
         <w:t>Tính toán điểm ưu tiên của cuộc gọi mới theo công thức: (VIP ? 100 : 0) + (repeatCalls * 10).</w:t>
+      </w:r>
+    </w:p>
+    <w:p>
+      <w:r>
+        <w:t>UC14 - Write CSV file (Ghi file CSV): Hỗ trợ ghi tập dữ liệu cuộc gọi thô xuống tập tin CSV.</w:t>
+      </w:r>
+    </w:p>
+    <w:p>
+      <w:r>
+        <w:t>Quan hệ Association (Hiệp tác): Nối giữa tác nhân Operator và 9 Use Case chính (UC1 đến UC6, UC11, UC12, UC13), thể hiện Operator là người trực tiếp tương tác và khởi phát các hành vi này.</w:t>
       </w:r>
     </w:p>
     <w:p>
@@ -1283,6 +1308,33 @@
       </w:pPr>
     </w:p>
     <w:p>
+      <w:r>
+        <w:rPr>
+          <w:b/>
+          <w:sz w:val="24"/>
+        </w:rPr>
+        <w:t>5.7. Đặc tả UC11 - Generate random data (Sinh dữ liệu cuộc gọi ngẫu nhiên)</w:t>
+      </w:r>
+    </w:p>
+    <w:p>
+      <w:r>
+        <w:rPr>
+          <w:b/>
+          <w:sz w:val="24"/>
+        </w:rPr>
+        <w:t>5.8. Đặc tả UC12 - Auto sort &amp; load to queue (Tự động nạp và sắp xếp cuộc gọi)</w:t>
+      </w:r>
+    </w:p>
+    <w:p>
+      <w:r>
+        <w:rPr>
+          <w:b/>
+          <w:sz w:val="24"/>
+        </w:rPr>
+        <w:t>5.9. Đặc tả UC13 - View circular queue status (Xem trạng thái hàng đợi vòng)</w:t>
+      </w:r>
+    </w:p>
+    <w:p>
       <w:pPr>
         <w:pStyle w:val="Heading2"/>
       </w:pPr>
@@ -2117,6 +2169,634 @@
         <w:spacing w:after="240"/>
       </w:pPr>
     </w:p>
+    <w:p>
+      <w:r>
+        <w:rPr>
+          <w:b/>
+          <w:sz w:val="24"/>
+        </w:rPr>
+        <w:br/>
+        <w:t>UC11 - Generate random data (Sinh dữ liệu cuộc gọi ngẫu nhiên)</w:t>
+      </w:r>
+    </w:p>
+    <w:tbl>
+      <w:tblPr>
+        <w:tblStyle w:val="TableGrid"/>
+        <w:tblW w:type="auto" w:w="0"/>
+        <w:tblLook w:firstColumn="1" w:firstRow="1" w:lastColumn="0" w:lastRow="0" w:noHBand="0" w:noVBand="1" w:val="04A0"/>
+      </w:tblPr>
+      <w:tblGrid>
+        <w:gridCol w:w="4320"/>
+        <w:gridCol w:w="4320"/>
+      </w:tblGrid>
+      <w:tr>
+        <w:tc>
+          <w:tcPr>
+            <w:tcW w:type="dxa" w:w="4320"/>
+          </w:tcPr>
+          <w:p>
+            <w:r>
+              <w:rPr>
+                <w:b/>
+              </w:rPr>
+              <w:t>Mã &amp; Tên Use Case</w:t>
+            </w:r>
+          </w:p>
+        </w:tc>
+        <w:tc>
+          <w:tcPr>
+            <w:tcW w:type="dxa" w:w="4320"/>
+          </w:tcPr>
+          <w:p>
+            <w:r>
+              <w:t>UC11 - Generate random data (Sinh dữ liệu cuộc gọi ngẫu nhiên)</w:t>
+            </w:r>
+          </w:p>
+        </w:tc>
+      </w:tr>
+      <w:tr>
+        <w:tc>
+          <w:tcPr>
+            <w:tcW w:type="dxa" w:w="4320"/>
+          </w:tcPr>
+          <w:p>
+            <w:r>
+              <w:rPr>
+                <w:b/>
+              </w:rPr>
+              <w:t>Tác nhân chính</w:t>
+            </w:r>
+          </w:p>
+        </w:tc>
+        <w:tc>
+          <w:tcPr>
+            <w:tcW w:type="dxa" w:w="4320"/>
+          </w:tcPr>
+          <w:p>
+            <w:r>
+              <w:t>Operator</w:t>
+            </w:r>
+          </w:p>
+        </w:tc>
+      </w:tr>
+      <w:tr>
+        <w:tc>
+          <w:tcPr>
+            <w:tcW w:type="dxa" w:w="4320"/>
+          </w:tcPr>
+          <w:p>
+            <w:r>
+              <w:rPr>
+                <w:b/>
+              </w:rPr>
+              <w:t>Mô tả tóm tắt</w:t>
+            </w:r>
+          </w:p>
+        </w:tc>
+        <w:tc>
+          <w:tcPr>
+            <w:tcW w:type="dxa" w:w="4320"/>
+          </w:tcPr>
+          <w:p>
+            <w:r>
+              <w:t>Operator chọn chức năng sinh dữ liệu ngẫu nhiên từ Main Menu để tự động tạo ra file CustomerCalls.csv chứa 10,000 cuộc gọi với các tỉ lệ VIP và gọi lại phân bố thực tế.</w:t>
+            </w:r>
+          </w:p>
+        </w:tc>
+      </w:tr>
+      <w:tr>
+        <w:tc>
+          <w:tcPr>
+            <w:tcW w:type="dxa" w:w="4320"/>
+          </w:tcPr>
+          <w:p>
+            <w:r>
+              <w:rPr>
+                <w:b/>
+              </w:rPr>
+              <w:t>Tiền điều kiện</w:t>
+            </w:r>
+          </w:p>
+        </w:tc>
+        <w:tc>
+          <w:tcPr>
+            <w:tcW w:type="dxa" w:w="4320"/>
+          </w:tcPr>
+          <w:p>
+            <w:r>
+              <w:t>Hệ thống đang hiển thị Main Menu.</w:t>
+            </w:r>
+          </w:p>
+        </w:tc>
+      </w:tr>
+      <w:tr>
+        <w:tc>
+          <w:tcPr>
+            <w:tcW w:type="dxa" w:w="4320"/>
+          </w:tcPr>
+          <w:p>
+            <w:r>
+              <w:rPr>
+                <w:b/>
+              </w:rPr>
+              <w:t>Hậu điều kiện</w:t>
+            </w:r>
+          </w:p>
+        </w:tc>
+        <w:tc>
+          <w:tcPr>
+            <w:tcW w:type="dxa" w:w="4320"/>
+          </w:tcPr>
+          <w:p>
+            <w:r>
+              <w:t>File CSV dữ liệu thô (CustomerCalls.csv) được tạo và lưu trữ thành công dưới thư mục data/.</w:t>
+            </w:r>
+          </w:p>
+        </w:tc>
+      </w:tr>
+      <w:tr>
+        <w:tc>
+          <w:tcPr>
+            <w:tcW w:type="dxa" w:w="4320"/>
+          </w:tcPr>
+          <w:p>
+            <w:r>
+              <w:rPr>
+                <w:b/>
+              </w:rPr>
+              <w:t>Luồng xử lý chính</w:t>
+              <w:br/>
+              <w:t>(Normal Flow)</w:t>
+            </w:r>
+          </w:p>
+        </w:tc>
+        <w:tc>
+          <w:tcPr>
+            <w:tcW w:type="dxa" w:w="4320"/>
+          </w:tcPr>
+          <w:p>
+            <w:r>
+              <w:t>1. Operator chọn chức năng số '7' (Generate random data) từ Main Menu.</w:t>
+              <w:br/>
+              <w:t>2. Hệ thống gọi lớp DataGenerator để khởi tạo thuật toán sinh dữ liệu ngẫu nhiên.</w:t>
+              <w:br/>
+              <w:t>3. Hệ thống sinh ngẫu nhiên 10,000 khách hàng với các tỉ lệ: ~15% VIP, số lần gọi lại tối đa là 10 lần.</w:t>
+              <w:br/>
+              <w:t>4. Hệ thống ghi dữ liệu này ra file CSV chỉ định thông qua UC14.</w:t>
+              <w:br/>
+              <w:t>5. Hệ thống in thông báo hoàn thành kèm đường dẫn file dữ liệu vừa sinh.</w:t>
+            </w:r>
+          </w:p>
+        </w:tc>
+      </w:tr>
+      <w:tr>
+        <w:tc>
+          <w:tcPr>
+            <w:tcW w:type="dxa" w:w="4320"/>
+          </w:tcPr>
+          <w:p>
+            <w:r>
+              <w:rPr>
+                <w:b/>
+              </w:rPr>
+              <w:t>Luồng ngoại lệ</w:t>
+              <w:br/>
+              <w:t>(Exception Flows)</w:t>
+            </w:r>
+          </w:p>
+        </w:tc>
+        <w:tc>
+          <w:tcPr>
+            <w:tcW w:type="dxa" w:w="4320"/>
+          </w:tcPr>
+          <w:p>
+            <w:r>
+              <w:t>4a. Ghi file lỗi (do ổ đĩa đầy hoặc lỗi phân quyền):</w:t>
+              <w:br/>
+              <w:t>- Hệ thống hiển thị thông báo lỗi chi tiết và trở lại Main Menu.</w:t>
+            </w:r>
+          </w:p>
+        </w:tc>
+      </w:tr>
+    </w:tbl>
+    <w:p>
+      <w:r>
+        <w:rPr>
+          <w:b/>
+          <w:sz w:val="24"/>
+        </w:rPr>
+        <w:br/>
+        <w:t>UC12 - Auto sort &amp; load to queue (Tự động nạp và sắp xếp cuộc gọi)</w:t>
+      </w:r>
+    </w:p>
+    <w:tbl>
+      <w:tblPr>
+        <w:tblStyle w:val="TableGrid"/>
+        <w:tblW w:type="auto" w:w="0"/>
+        <w:tblLook w:firstColumn="1" w:firstRow="1" w:lastColumn="0" w:lastRow="0" w:noHBand="0" w:noVBand="1" w:val="04A0"/>
+      </w:tblPr>
+      <w:tblGrid>
+        <w:gridCol w:w="4320"/>
+        <w:gridCol w:w="4320"/>
+      </w:tblGrid>
+      <w:tr>
+        <w:tc>
+          <w:tcPr>
+            <w:tcW w:type="dxa" w:w="4320"/>
+          </w:tcPr>
+          <w:p>
+            <w:r>
+              <w:rPr>
+                <w:b/>
+              </w:rPr>
+              <w:t>Mã &amp; Tên Use Case</w:t>
+            </w:r>
+          </w:p>
+        </w:tc>
+        <w:tc>
+          <w:tcPr>
+            <w:tcW w:type="dxa" w:w="4320"/>
+          </w:tcPr>
+          <w:p>
+            <w:r>
+              <w:t>UC12 - Auto sort &amp; load to queue (Tự động nạp và sắp xếp cuộc gọi)</w:t>
+            </w:r>
+          </w:p>
+        </w:tc>
+      </w:tr>
+      <w:tr>
+        <w:tc>
+          <w:tcPr>
+            <w:tcW w:type="dxa" w:w="4320"/>
+          </w:tcPr>
+          <w:p>
+            <w:r>
+              <w:rPr>
+                <w:b/>
+              </w:rPr>
+              <w:t>Tác nhân chính</w:t>
+            </w:r>
+          </w:p>
+        </w:tc>
+        <w:tc>
+          <w:tcPr>
+            <w:tcW w:type="dxa" w:w="4320"/>
+          </w:tcPr>
+          <w:p>
+            <w:r>
+              <w:t>Operator</w:t>
+            </w:r>
+          </w:p>
+        </w:tc>
+      </w:tr>
+      <w:tr>
+        <w:tc>
+          <w:tcPr>
+            <w:tcW w:type="dxa" w:w="4320"/>
+          </w:tcPr>
+          <w:p>
+            <w:r>
+              <w:rPr>
+                <w:b/>
+              </w:rPr>
+              <w:t>Mô tả tóm tắt</w:t>
+            </w:r>
+          </w:p>
+        </w:tc>
+        <w:tc>
+          <w:tcPr>
+            <w:tcW w:type="dxa" w:w="4320"/>
+          </w:tcPr>
+          <w:p>
+            <w:r>
+              <w:t>Operator chọn tính năng tự động tải và sắp xếp các cuộc gọi từ file CustomerCalls.csv vào hệ thống hàng đợi.</w:t>
+            </w:r>
+          </w:p>
+        </w:tc>
+      </w:tr>
+      <w:tr>
+        <w:tc>
+          <w:tcPr>
+            <w:tcW w:type="dxa" w:w="4320"/>
+          </w:tcPr>
+          <w:p>
+            <w:r>
+              <w:rPr>
+                <w:b/>
+              </w:rPr>
+              <w:t>Tiền điều kiện</w:t>
+            </w:r>
+          </w:p>
+        </w:tc>
+        <w:tc>
+          <w:tcPr>
+            <w:tcW w:type="dxa" w:w="4320"/>
+          </w:tcPr>
+          <w:p>
+            <w:r>
+              <w:t>File CustomerCalls.csv đã được sinh thành công (UC11).</w:t>
+            </w:r>
+          </w:p>
+        </w:tc>
+      </w:tr>
+      <w:tr>
+        <w:tc>
+          <w:tcPr>
+            <w:tcW w:type="dxa" w:w="4320"/>
+          </w:tcPr>
+          <w:p>
+            <w:r>
+              <w:rPr>
+                <w:b/>
+              </w:rPr>
+              <w:t>Hậu điều kiện</w:t>
+            </w:r>
+          </w:p>
+        </w:tc>
+        <w:tc>
+          <w:tcPr>
+            <w:tcW w:type="dxa" w:w="4320"/>
+          </w:tcPr>
+          <w:p>
+            <w:r>
+              <w:t>Hàng đợi PriorityCallQueue và CircularCallQueue được nạp đầy đủ các cuộc gọi đã được sắp xếp theo đúng thứ tự ưu tiên.</w:t>
+            </w:r>
+          </w:p>
+        </w:tc>
+      </w:tr>
+      <w:tr>
+        <w:tc>
+          <w:tcPr>
+            <w:tcW w:type="dxa" w:w="4320"/>
+          </w:tcPr>
+          <w:p>
+            <w:r>
+              <w:rPr>
+                <w:b/>
+              </w:rPr>
+              <w:t>Luồng xử lý chính</w:t>
+              <w:br/>
+              <w:t>(Normal Flow)</w:t>
+            </w:r>
+          </w:p>
+        </w:tc>
+        <w:tc>
+          <w:tcPr>
+            <w:tcW w:type="dxa" w:w="4320"/>
+          </w:tcPr>
+          <w:p>
+            <w:r>
+              <w:t>1. Operator chọn chức năng số '8' (Auto sort &amp; load) từ Main Menu.</w:t>
+              <w:br/>
+              <w:t>2. Hệ thống gọi CallProcessor để đọc dữ liệu thô từ file CSV thông qua UC15.</w:t>
+              <w:br/>
+              <w:t>3. Hệ thống duyệt qua từng dòng cuộc gọi, gọi UC7 để tính toán điểm ưu tiên (priorityScore).</w:t>
+              <w:br/>
+              <w:t>4. Hệ thống nạp cuộc gọi vào PriorityCallQueue (heap tự động sắp xếp) và CircularCallQueue.</w:t>
+              <w:br/>
+              <w:t>5. Hệ thống thông báo nạp thành công và in ra số lượng cuộc gọi đã nạp.</w:t>
+            </w:r>
+          </w:p>
+        </w:tc>
+      </w:tr>
+      <w:tr>
+        <w:tc>
+          <w:tcPr>
+            <w:tcW w:type="dxa" w:w="4320"/>
+          </w:tcPr>
+          <w:p>
+            <w:r>
+              <w:rPr>
+                <w:b/>
+              </w:rPr>
+              <w:t>Luồng ngoại lệ</w:t>
+              <w:br/>
+              <w:t>(Exception Flows)</w:t>
+            </w:r>
+          </w:p>
+        </w:tc>
+        <w:tc>
+          <w:tcPr>
+            <w:tcW w:type="dxa" w:w="4320"/>
+          </w:tcPr>
+          <w:p>
+            <w:r>
+              <w:t>2a. Không tìm thấy file dữ liệu hoặc file trống:</w:t>
+              <w:br/>
+              <w:t>- Hệ thống hiển thị thông báo lỗi 'Vui lòng chạy chức năng Generate random data trước' và quay lại Main Menu.</w:t>
+            </w:r>
+          </w:p>
+        </w:tc>
+      </w:tr>
+    </w:tbl>
+    <w:p>
+      <w:r>
+        <w:rPr>
+          <w:b/>
+          <w:sz w:val="24"/>
+        </w:rPr>
+        <w:br/>
+        <w:t>UC13 - View circular queue status (Xem trạng thái hàng đợi vòng)</w:t>
+      </w:r>
+    </w:p>
+    <w:tbl>
+      <w:tblPr>
+        <w:tblStyle w:val="TableGrid"/>
+        <w:tblW w:type="auto" w:w="0"/>
+        <w:tblLook w:firstColumn="1" w:firstRow="1" w:lastColumn="0" w:lastRow="0" w:noHBand="0" w:noVBand="1" w:val="04A0"/>
+      </w:tblPr>
+      <w:tblGrid>
+        <w:gridCol w:w="4320"/>
+        <w:gridCol w:w="4320"/>
+      </w:tblGrid>
+      <w:tr>
+        <w:tc>
+          <w:tcPr>
+            <w:tcW w:type="dxa" w:w="4320"/>
+          </w:tcPr>
+          <w:p>
+            <w:r>
+              <w:rPr>
+                <w:b/>
+              </w:rPr>
+              <w:t>Mã &amp; Tên Use Case</w:t>
+            </w:r>
+          </w:p>
+        </w:tc>
+        <w:tc>
+          <w:tcPr>
+            <w:tcW w:type="dxa" w:w="4320"/>
+          </w:tcPr>
+          <w:p>
+            <w:r>
+              <w:t>UC13 - View circular queue status (Xem trạng thái hàng đợi vòng)</w:t>
+            </w:r>
+          </w:p>
+        </w:tc>
+      </w:tr>
+      <w:tr>
+        <w:tc>
+          <w:tcPr>
+            <w:tcW w:type="dxa" w:w="4320"/>
+          </w:tcPr>
+          <w:p>
+            <w:r>
+              <w:rPr>
+                <w:b/>
+              </w:rPr>
+              <w:t>Tác nhân chính</w:t>
+            </w:r>
+          </w:p>
+        </w:tc>
+        <w:tc>
+          <w:tcPr>
+            <w:tcW w:type="dxa" w:w="4320"/>
+          </w:tcPr>
+          <w:p>
+            <w:r>
+              <w:t>Operator</w:t>
+            </w:r>
+          </w:p>
+        </w:tc>
+      </w:tr>
+      <w:tr>
+        <w:tc>
+          <w:tcPr>
+            <w:tcW w:type="dxa" w:w="4320"/>
+          </w:tcPr>
+          <w:p>
+            <w:r>
+              <w:rPr>
+                <w:b/>
+              </w:rPr>
+              <w:t>Mô tả tóm tắt</w:t>
+            </w:r>
+          </w:p>
+        </w:tc>
+        <w:tc>
+          <w:tcPr>
+            <w:tcW w:type="dxa" w:w="4320"/>
+          </w:tcPr>
+          <w:p>
+            <w:r>
+              <w:t>Operator muốn kiểm tra tình trạng đầy/trống và danh sách các cuộc gọi hiện tại trong hàng đợi vòng (giới hạn 100 cuộc gọi).</w:t>
+            </w:r>
+          </w:p>
+        </w:tc>
+      </w:tr>
+      <w:tr>
+        <w:tc>
+          <w:tcPr>
+            <w:tcW w:type="dxa" w:w="4320"/>
+          </w:tcPr>
+          <w:p>
+            <w:r>
+              <w:rPr>
+                <w:b/>
+              </w:rPr>
+              <w:t>Tiền điều kiện</w:t>
+            </w:r>
+          </w:p>
+        </w:tc>
+        <w:tc>
+          <w:tcPr>
+            <w:tcW w:type="dxa" w:w="4320"/>
+          </w:tcPr>
+          <w:p>
+            <w:r>
+              <w:t>Hệ thống đang hiển thị Main Menu.</w:t>
+            </w:r>
+          </w:p>
+        </w:tc>
+      </w:tr>
+      <w:tr>
+        <w:tc>
+          <w:tcPr>
+            <w:tcW w:type="dxa" w:w="4320"/>
+          </w:tcPr>
+          <w:p>
+            <w:r>
+              <w:rPr>
+                <w:b/>
+              </w:rPr>
+              <w:t>Hậu điều kiện</w:t>
+            </w:r>
+          </w:p>
+        </w:tc>
+        <w:tc>
+          <w:tcPr>
+            <w:tcW w:type="dxa" w:w="4320"/>
+          </w:tcPr>
+          <w:p>
+            <w:r>
+              <w:t>Thông tin về số lượng cuộc gọi hiện tại và danh sách cuộc gọi trong CircularCallQueue được in ra màn hình.</w:t>
+            </w:r>
+          </w:p>
+        </w:tc>
+      </w:tr>
+      <w:tr>
+        <w:tc>
+          <w:tcPr>
+            <w:tcW w:type="dxa" w:w="4320"/>
+          </w:tcPr>
+          <w:p>
+            <w:r>
+              <w:rPr>
+                <w:b/>
+              </w:rPr>
+              <w:t>Luồng xử lý chính</w:t>
+              <w:br/>
+              <w:t>(Normal Flow)</w:t>
+            </w:r>
+          </w:p>
+        </w:tc>
+        <w:tc>
+          <w:tcPr>
+            <w:tcW w:type="dxa" w:w="4320"/>
+          </w:tcPr>
+          <w:p>
+            <w:r>
+              <w:t>1. Operator chọn chức năng số '10' (Show circular queue status) từ Main Menu.</w:t>
+              <w:br/>
+              <w:t>2. Hệ thống truy vấn đối tượng CircularCallQueue để lấy thông tin trạng thái (dung lượng, số cuộc gọi hiện có, front, rear).</w:t>
+              <w:br/>
+              <w:t>3. Hệ thống kết xuất danh sách cuộc gọi hiện đang chờ trong hàng đợi vòng ra màn hình dưới dạng bảng.</w:t>
+              <w:br/>
+              <w:t>4. Operator xem thông tin và nhấn Enter để trở về Main Menu.</w:t>
+            </w:r>
+          </w:p>
+        </w:tc>
+      </w:tr>
+      <w:tr>
+        <w:tc>
+          <w:tcPr>
+            <w:tcW w:type="dxa" w:w="4320"/>
+          </w:tcPr>
+          <w:p>
+            <w:r>
+              <w:rPr>
+                <w:b/>
+              </w:rPr>
+              <w:t>Luồng ngoại lệ</w:t>
+              <w:br/>
+              <w:t>(Exception Flows)</w:t>
+            </w:r>
+          </w:p>
+        </w:tc>
+        <w:tc>
+          <w:tcPr>
+            <w:tcW w:type="dxa" w:w="4320"/>
+          </w:tcPr>
+          <w:p>
+            <w:r>
+              <w:t>2a. Hàng đợi vòng rỗng:</w:t>
+              <w:br/>
+              <w:t>- Hệ thống in thông báo 'Hàng đợi vòng hiện tại đang trống' và quay lại Main Menu.</w:t>
+            </w:r>
+          </w:p>
+        </w:tc>
+      </w:tr>
+    </w:tbl>
     <w:sectPr>
       <w:pgSz w:w="12240" w:h="15840"/>
       <w:pgMar w:top="1440" w:right="1800" w:bottom="1440" w:left="1800" w:header="720" w:footer="720" w:gutter="0"/>
